--- a/docs/AE-TC-001_Test_Case_Design.docx
+++ b/docs/AE-TC-001_Test_Case_Design.docx
@@ -26,13 +26,9 @@
       <w:r>
         <w:t>Playwright + TypeScript | UI + API + Hybrid Automation</w:t>
         <w:br/>
-      </w:r>
-      <w:r>
         <w:t>Phase 2 - Test Design | Step 7 - Test Case Design</w:t>
         <w:br/>
         <w:br/>
-      </w:r>
-      <w:r>
         <w:t>Document ID: AE-TC-001</w:t>
         <w:br/>
         <w:t>Version: 1.1</w:t>
@@ -17983,6 +17979,1264 @@
                 <w:sz w:val="18"/>
               </w:rPr>
               <w:t>Approved</w:t>
+            </w:r>
+          </w:p>
+        </w:tc>
+      </w:tr>
+    </w:tbl>
+    <w:p>
+      <w:r>
+        <w:br w:type="page"/>
+      </w:r>
+    </w:p>
+    <w:p>
+      <w:pPr>
+        <w:pStyle w:val="Heading1"/>
+      </w:pPr>
+      <w:r>
+        <w:t>9. Step 15 — Hybrid Automation Test Cases</w:t>
+      </w:r>
+    </w:p>
+    <w:p>
+      <w:r>
+        <w:t>The Hybrid test cases below combine API-based test data setup/cleanup with UI-based business-flow validation, following the pattern defined in AE-TS-001 Section 5 (API creates data, UI validates data). These test cases were selected from four candidate Hybrid workflows evaluated during Step 15 planning. Two candidates were rejected as not providing distinct engineering value beyond what is already covered by the approved UI and API test cases; see the Excluded Hybrid Candidates table below for the rejected candidates and reasons.</w:t>
+      </w:r>
+    </w:p>
+    <w:p>
+      <w:pPr>
+        <w:pStyle w:val="Heading2"/>
+      </w:pPr>
+      <w:r>
+        <w:t>AE-TC-HYBRID-001 - Verify login via API-provisioned account</w:t>
+      </w:r>
+    </w:p>
+    <w:tbl>
+      <w:tblPr>
+        <w:tblStyle w:val="TableGrid"/>
+        <w:tblW w:type="auto" w:w="0"/>
+        <w:jc w:val="center"/>
+        <w:tblLook w:firstColumn="1" w:firstRow="1" w:lastColumn="0" w:lastRow="0" w:noHBand="0" w:noVBand="1" w:val="04A0"/>
+      </w:tblPr>
+      <w:tblGrid>
+        <w:gridCol w:w="5040"/>
+        <w:gridCol w:w="5040"/>
+      </w:tblGrid>
+      <w:tr>
+        <w:tc>
+          <w:tcPr>
+            <w:tcW w:type="dxa" w:w="2448"/>
+            <w:vAlign w:val="top"/>
+            <w:shd w:fill="D9EAF7"/>
+          </w:tcPr>
+          <w:p>
+            <w:r/>
+            <w:r>
+              <w:rPr>
+                <w:b/>
+                <w:sz w:val="18"/>
+              </w:rPr>
+              <w:t>Field</w:t>
+            </w:r>
+          </w:p>
+        </w:tc>
+        <w:tc>
+          <w:tcPr>
+            <w:tcW w:type="dxa" w:w="8352"/>
+            <w:vAlign w:val="top"/>
+            <w:shd w:fill="D9EAF7"/>
+          </w:tcPr>
+          <w:p>
+            <w:r/>
+            <w:r>
+              <w:rPr>
+                <w:b/>
+                <w:sz w:val="18"/>
+              </w:rPr>
+              <w:t>Value</w:t>
+            </w:r>
+          </w:p>
+        </w:tc>
+      </w:tr>
+      <w:tr>
+        <w:tc>
+          <w:tcPr>
+            <w:tcW w:type="dxa" w:w="2448"/>
+            <w:vAlign w:val="top"/>
+          </w:tcPr>
+          <w:p>
+            <w:r/>
+            <w:r>
+              <w:rPr>
+                <w:b w:val="0"/>
+                <w:sz w:val="18"/>
+              </w:rPr>
+              <w:t>Module</w:t>
+            </w:r>
+          </w:p>
+        </w:tc>
+        <w:tc>
+          <w:tcPr>
+            <w:tcW w:type="dxa" w:w="8352"/>
+            <w:vAlign w:val="top"/>
+          </w:tcPr>
+          <w:p>
+            <w:r/>
+            <w:r>
+              <w:rPr>
+                <w:b w:val="0"/>
+                <w:sz w:val="18"/>
+              </w:rPr>
+              <w:t>Hybrid / Login</w:t>
+            </w:r>
+          </w:p>
+        </w:tc>
+      </w:tr>
+      <w:tr>
+        <w:tc>
+          <w:tcPr>
+            <w:tcW w:type="dxa" w:w="2448"/>
+            <w:vAlign w:val="top"/>
+          </w:tcPr>
+          <w:p>
+            <w:r/>
+            <w:r>
+              <w:rPr>
+                <w:b w:val="0"/>
+                <w:sz w:val="18"/>
+              </w:rPr>
+              <w:t>Scenario Reference</w:t>
+            </w:r>
+          </w:p>
+        </w:tc>
+        <w:tc>
+          <w:tcPr>
+            <w:tcW w:type="dxa" w:w="8352"/>
+            <w:vAlign w:val="top"/>
+          </w:tcPr>
+          <w:p>
+            <w:r/>
+            <w:r>
+              <w:rPr>
+                <w:b w:val="0"/>
+                <w:sz w:val="18"/>
+              </w:rPr>
+              <w:t>AE-HYBRID-001</w:t>
+            </w:r>
+          </w:p>
+        </w:tc>
+      </w:tr>
+      <w:tr>
+        <w:tc>
+          <w:tcPr>
+            <w:tcW w:type="dxa" w:w="2448"/>
+            <w:vAlign w:val="top"/>
+          </w:tcPr>
+          <w:p>
+            <w:r/>
+            <w:r>
+              <w:rPr>
+                <w:b w:val="0"/>
+                <w:sz w:val="18"/>
+              </w:rPr>
+              <w:t>Priority</w:t>
+            </w:r>
+          </w:p>
+        </w:tc>
+        <w:tc>
+          <w:tcPr>
+            <w:tcW w:type="dxa" w:w="8352"/>
+            <w:vAlign w:val="top"/>
+          </w:tcPr>
+          <w:p>
+            <w:r/>
+            <w:r>
+              <w:rPr>
+                <w:b w:val="0"/>
+                <w:sz w:val="18"/>
+              </w:rPr>
+              <w:t>Medium</w:t>
+            </w:r>
+          </w:p>
+        </w:tc>
+      </w:tr>
+      <w:tr>
+        <w:tc>
+          <w:tcPr>
+            <w:tcW w:type="dxa" w:w="2448"/>
+            <w:vAlign w:val="top"/>
+          </w:tcPr>
+          <w:p>
+            <w:r/>
+            <w:r>
+              <w:rPr>
+                <w:b w:val="0"/>
+                <w:sz w:val="18"/>
+              </w:rPr>
+              <w:t>Test Type</w:t>
+            </w:r>
+          </w:p>
+        </w:tc>
+        <w:tc>
+          <w:tcPr>
+            <w:tcW w:type="dxa" w:w="8352"/>
+            <w:vAlign w:val="top"/>
+          </w:tcPr>
+          <w:p>
+            <w:r/>
+            <w:r>
+              <w:rPr>
+                <w:b w:val="0"/>
+                <w:sz w:val="18"/>
+              </w:rPr>
+              <w:t>Hybrid (API + UI)</w:t>
+            </w:r>
+          </w:p>
+        </w:tc>
+      </w:tr>
+      <w:tr>
+        <w:tc>
+          <w:tcPr>
+            <w:tcW w:type="dxa" w:w="2448"/>
+            <w:vAlign w:val="top"/>
+          </w:tcPr>
+          <w:p>
+            <w:r/>
+            <w:r>
+              <w:rPr>
+                <w:b w:val="0"/>
+                <w:sz w:val="18"/>
+              </w:rPr>
+              <w:t>Automation Status</w:t>
+            </w:r>
+          </w:p>
+        </w:tc>
+        <w:tc>
+          <w:tcPr>
+            <w:tcW w:type="dxa" w:w="8352"/>
+            <w:vAlign w:val="top"/>
+          </w:tcPr>
+          <w:p>
+            <w:r/>
+            <w:r>
+              <w:rPr>
+                <w:b w:val="0"/>
+                <w:sz w:val="18"/>
+              </w:rPr>
+              <w:t>Proposed - Pending Approval (Step 15)</w:t>
+            </w:r>
+          </w:p>
+        </w:tc>
+      </w:tr>
+      <w:tr>
+        <w:tc>
+          <w:tcPr>
+            <w:tcW w:type="dxa" w:w="2448"/>
+            <w:vAlign w:val="top"/>
+          </w:tcPr>
+          <w:p>
+            <w:r/>
+            <w:r>
+              <w:rPr>
+                <w:b w:val="0"/>
+                <w:sz w:val="18"/>
+              </w:rPr>
+              <w:t>Requirement / API Reference</w:t>
+            </w:r>
+          </w:p>
+        </w:tc>
+        <w:tc>
+          <w:tcPr>
+            <w:tcW w:type="dxa" w:w="8352"/>
+            <w:vAlign w:val="top"/>
+          </w:tcPr>
+          <w:p>
+            <w:r/>
+            <w:r>
+              <w:rPr>
+                <w:b w:val="0"/>
+                <w:sz w:val="18"/>
+              </w:rPr>
+              <w:t>FR-SL-003 (UI Login); POST /api/createAccount, DELETE /api/deleteAccount (API setup/cleanup)</w:t>
+            </w:r>
+          </w:p>
+        </w:tc>
+      </w:tr>
+    </w:tbl>
+    <w:p/>
+    <w:tbl>
+      <w:tblPr>
+        <w:tblStyle w:val="TableGrid"/>
+        <w:tblW w:type="auto" w:w="0"/>
+        <w:jc w:val="center"/>
+        <w:tblLook w:firstColumn="1" w:firstRow="1" w:lastColumn="0" w:lastRow="0" w:noHBand="0" w:noVBand="1" w:val="04A0"/>
+      </w:tblPr>
+      <w:tblGrid>
+        <w:gridCol w:w="5040"/>
+        <w:gridCol w:w="5040"/>
+      </w:tblGrid>
+      <w:tr>
+        <w:tc>
+          <w:tcPr>
+            <w:tcW w:type="dxa" w:w="2448"/>
+            <w:vAlign w:val="top"/>
+            <w:shd w:fill="D9EAF7"/>
+          </w:tcPr>
+          <w:p>
+            <w:r/>
+            <w:r>
+              <w:rPr>
+                <w:b/>
+                <w:sz w:val="18"/>
+              </w:rPr>
+              <w:t>Section</w:t>
+            </w:r>
+          </w:p>
+        </w:tc>
+        <w:tc>
+          <w:tcPr>
+            <w:tcW w:type="dxa" w:w="8352"/>
+            <w:vAlign w:val="top"/>
+            <w:shd w:fill="D9EAF7"/>
+          </w:tcPr>
+          <w:p>
+            <w:r/>
+            <w:r>
+              <w:rPr>
+                <w:b/>
+                <w:sz w:val="18"/>
+              </w:rPr>
+              <w:t>Details</w:t>
+            </w:r>
+          </w:p>
+        </w:tc>
+      </w:tr>
+      <w:tr>
+        <w:tc>
+          <w:tcPr>
+            <w:tcW w:type="dxa" w:w="2448"/>
+            <w:vAlign w:val="top"/>
+          </w:tcPr>
+          <w:p>
+            <w:r/>
+            <w:r>
+              <w:rPr>
+                <w:b w:val="0"/>
+                <w:sz w:val="18"/>
+              </w:rPr>
+              <w:t>Objective</w:t>
+            </w:r>
+          </w:p>
+        </w:tc>
+        <w:tc>
+          <w:tcPr>
+            <w:tcW w:type="dxa" w:w="8352"/>
+            <w:vAlign w:val="top"/>
+          </w:tcPr>
+          <w:p>
+            <w:r/>
+            <w:r>
+              <w:rPr>
+                <w:b w:val="0"/>
+                <w:sz w:val="18"/>
+              </w:rPr>
+              <w:t>Verify that a user account created directly through the API can authenticate successfully through the real UI login form and reach a verified authenticated state, independent of the UI registration flow.</w:t>
+            </w:r>
+          </w:p>
+        </w:tc>
+      </w:tr>
+      <w:tr>
+        <w:tc>
+          <w:tcPr>
+            <w:tcW w:type="dxa" w:w="2448"/>
+            <w:vAlign w:val="top"/>
+          </w:tcPr>
+          <w:p>
+            <w:r/>
+            <w:r>
+              <w:rPr>
+                <w:b w:val="0"/>
+                <w:sz w:val="18"/>
+              </w:rPr>
+              <w:t>Preconditions</w:t>
+            </w:r>
+          </w:p>
+        </w:tc>
+        <w:tc>
+          <w:tcPr>
+            <w:tcW w:type="dxa" w:w="8352"/>
+            <w:vAlign w:val="top"/>
+          </w:tcPr>
+          <w:p>
+            <w:r/>
+            <w:r>
+              <w:rPr>
+                <w:b w:val="0"/>
+                <w:sz w:val="18"/>
+              </w:rPr>
+              <w:t>API service is available. Application is available. Test email must be unique.</w:t>
+            </w:r>
+          </w:p>
+        </w:tc>
+      </w:tr>
+      <w:tr>
+        <w:tc>
+          <w:tcPr>
+            <w:tcW w:type="dxa" w:w="2448"/>
+            <w:vAlign w:val="top"/>
+          </w:tcPr>
+          <w:p>
+            <w:r/>
+            <w:r>
+              <w:rPr>
+                <w:b w:val="0"/>
+                <w:sz w:val="18"/>
+              </w:rPr>
+              <w:t>Test Data</w:t>
+            </w:r>
+          </w:p>
+        </w:tc>
+        <w:tc>
+          <w:tcPr>
+            <w:tcW w:type="dxa" w:w="8352"/>
+            <w:vAlign w:val="top"/>
+          </w:tcPr>
+          <w:p>
+            <w:r/>
+            <w:r>
+              <w:rPr>
+                <w:b w:val="0"/>
+                <w:sz w:val="18"/>
+              </w:rPr>
+              <w:t>Dynamically generated user (users.json dynamicUser template with a generated unique email). No static or shared account is used.</w:t>
+            </w:r>
+          </w:p>
+        </w:tc>
+      </w:tr>
+      <w:tr>
+        <w:tc>
+          <w:tcPr>
+            <w:tcW w:type="dxa" w:w="2448"/>
+            <w:vAlign w:val="top"/>
+          </w:tcPr>
+          <w:p>
+            <w:r/>
+            <w:r>
+              <w:rPr>
+                <w:b w:val="0"/>
+                <w:sz w:val="18"/>
+              </w:rPr>
+              <w:t>Test Steps</w:t>
+            </w:r>
+          </w:p>
+        </w:tc>
+        <w:tc>
+          <w:tcPr>
+            <w:tcW w:type="dxa" w:w="8352"/>
+            <w:vAlign w:val="top"/>
+          </w:tcPr>
+          <w:p>
+            <w:r/>
+            <w:r>
+              <w:rPr>
+                <w:b w:val="0"/>
+                <w:sz w:val="18"/>
+              </w:rPr>
+              <w:t>1. Create a new user account via POST /api/createAccount using a dynamically generated unique email.</w:t>
+              <w:br/>
+              <w:t>2. Verify account creation succeeded (HTTP status 200, body responseCode 201).</w:t>
+              <w:br/>
+              <w:t>3. Navigate to the application home page.</w:t>
+              <w:br/>
+              <w:t>4. Click Signup / Login.</w:t>
+              <w:br/>
+              <w:t>5. Verify Login to your account is displayed.</w:t>
+              <w:br/>
+              <w:t>6. Enter the API-created account’s email and password.</w:t>
+              <w:br/>
+              <w:t>7. Click Login.</w:t>
+              <w:br/>
+              <w:t>8. Verify Logged in as username is displayed.</w:t>
+              <w:br/>
+              <w:t>9. Delete the account via DELETE /api/deleteAccount.</w:t>
+            </w:r>
+          </w:p>
+        </w:tc>
+      </w:tr>
+      <w:tr>
+        <w:tc>
+          <w:tcPr>
+            <w:tcW w:type="dxa" w:w="2448"/>
+            <w:vAlign w:val="top"/>
+          </w:tcPr>
+          <w:p>
+            <w:r/>
+            <w:r>
+              <w:rPr>
+                <w:b w:val="0"/>
+                <w:sz w:val="18"/>
+              </w:rPr>
+              <w:t>Expected Result</w:t>
+            </w:r>
+          </w:p>
+        </w:tc>
+        <w:tc>
+          <w:tcPr>
+            <w:tcW w:type="dxa" w:w="8352"/>
+            <w:vAlign w:val="top"/>
+          </w:tcPr>
+          <w:p>
+            <w:r/>
+            <w:r>
+              <w:rPr>
+                <w:b w:val="0"/>
+                <w:sz w:val="18"/>
+              </w:rPr>
+              <w:t>The API-created account authenticates successfully through the UI login form and the authenticated username is displayed. Account cleanup completes via the API regardless of the UI outcome.</w:t>
+            </w:r>
+          </w:p>
+        </w:tc>
+      </w:tr>
+      <w:tr>
+        <w:tc>
+          <w:tcPr>
+            <w:tcW w:type="dxa" w:w="2448"/>
+            <w:vAlign w:val="top"/>
+          </w:tcPr>
+          <w:p>
+            <w:r/>
+            <w:r>
+              <w:rPr>
+                <w:b w:val="0"/>
+                <w:sz w:val="18"/>
+              </w:rPr>
+              <w:t>Notes</w:t>
+            </w:r>
+          </w:p>
+        </w:tc>
+        <w:tc>
+          <w:tcPr>
+            <w:tcW w:type="dxa" w:w="8352"/>
+            <w:vAlign w:val="top"/>
+          </w:tcPr>
+          <w:p>
+            <w:r/>
+            <w:r>
+              <w:rPr>
+                <w:b w:val="0"/>
+                <w:sz w:val="18"/>
+              </w:rPr>
+              <w:t>This test intentionally does not use UI-based registration for setup. Its purpose is to isolate login-UI correctness from registration-UI correctness (already covered separately by AE-TC-UI-001 and AE-TC-UI-005) and to verify that API-created accounts are usable by the UI layer. Cleanup uses the API layer, not the UI Delete Account link (already covered separately by AE-TC-UI-001). Reuses AuthApiClient.createAccount/deleteAccount (Step 14) and HomePage/SignupLoginPage (Step 13) without any extension to either layer.</w:t>
+            </w:r>
+          </w:p>
+        </w:tc>
+      </w:tr>
+    </w:tbl>
+    <w:p/>
+    <w:p>
+      <w:pPr>
+        <w:pStyle w:val="Heading2"/>
+      </w:pPr>
+      <w:r>
+        <w:t>AE-TC-HYBRID-002 - Checkout completion for an API-provisioned account</w:t>
+      </w:r>
+    </w:p>
+    <w:tbl>
+      <w:tblPr>
+        <w:tblStyle w:val="TableGrid"/>
+        <w:tblW w:type="auto" w:w="0"/>
+        <w:jc w:val="center"/>
+        <w:tblLook w:firstColumn="1" w:firstRow="1" w:lastColumn="0" w:lastRow="0" w:noHBand="0" w:noVBand="1" w:val="04A0"/>
+      </w:tblPr>
+      <w:tblGrid>
+        <w:gridCol w:w="5040"/>
+        <w:gridCol w:w="5040"/>
+      </w:tblGrid>
+      <w:tr>
+        <w:tc>
+          <w:tcPr>
+            <w:tcW w:type="dxa" w:w="2448"/>
+            <w:vAlign w:val="top"/>
+            <w:shd w:fill="D9EAF7"/>
+          </w:tcPr>
+          <w:p>
+            <w:r/>
+            <w:r>
+              <w:rPr>
+                <w:b/>
+                <w:sz w:val="18"/>
+              </w:rPr>
+              <w:t>Field</w:t>
+            </w:r>
+          </w:p>
+        </w:tc>
+        <w:tc>
+          <w:tcPr>
+            <w:tcW w:type="dxa" w:w="8352"/>
+            <w:vAlign w:val="top"/>
+            <w:shd w:fill="D9EAF7"/>
+          </w:tcPr>
+          <w:p>
+            <w:r/>
+            <w:r>
+              <w:rPr>
+                <w:b/>
+                <w:sz w:val="18"/>
+              </w:rPr>
+              <w:t>Value</w:t>
+            </w:r>
+          </w:p>
+        </w:tc>
+      </w:tr>
+      <w:tr>
+        <w:tc>
+          <w:tcPr>
+            <w:tcW w:type="dxa" w:w="2448"/>
+            <w:vAlign w:val="top"/>
+          </w:tcPr>
+          <w:p>
+            <w:r/>
+            <w:r>
+              <w:rPr>
+                <w:b w:val="0"/>
+                <w:sz w:val="18"/>
+              </w:rPr>
+              <w:t>Module</w:t>
+            </w:r>
+          </w:p>
+        </w:tc>
+        <w:tc>
+          <w:tcPr>
+            <w:tcW w:type="dxa" w:w="8352"/>
+            <w:vAlign w:val="top"/>
+          </w:tcPr>
+          <w:p>
+            <w:r/>
+            <w:r>
+              <w:rPr>
+                <w:b w:val="0"/>
+                <w:sz w:val="18"/>
+              </w:rPr>
+              <w:t>Hybrid / Checkout</w:t>
+            </w:r>
+          </w:p>
+        </w:tc>
+      </w:tr>
+      <w:tr>
+        <w:tc>
+          <w:tcPr>
+            <w:tcW w:type="dxa" w:w="2448"/>
+            <w:vAlign w:val="top"/>
+          </w:tcPr>
+          <w:p>
+            <w:r/>
+            <w:r>
+              <w:rPr>
+                <w:b w:val="0"/>
+                <w:sz w:val="18"/>
+              </w:rPr>
+              <w:t>Scenario Reference</w:t>
+            </w:r>
+          </w:p>
+        </w:tc>
+        <w:tc>
+          <w:tcPr>
+            <w:tcW w:type="dxa" w:w="8352"/>
+            <w:vAlign w:val="top"/>
+          </w:tcPr>
+          <w:p>
+            <w:r/>
+            <w:r>
+              <w:rPr>
+                <w:b w:val="0"/>
+                <w:sz w:val="18"/>
+              </w:rPr>
+              <w:t>AE-HYBRID-002</w:t>
+            </w:r>
+          </w:p>
+        </w:tc>
+      </w:tr>
+      <w:tr>
+        <w:tc>
+          <w:tcPr>
+            <w:tcW w:type="dxa" w:w="2448"/>
+            <w:vAlign w:val="top"/>
+          </w:tcPr>
+          <w:p>
+            <w:r/>
+            <w:r>
+              <w:rPr>
+                <w:b w:val="0"/>
+                <w:sz w:val="18"/>
+              </w:rPr>
+              <w:t>Priority</w:t>
+            </w:r>
+          </w:p>
+        </w:tc>
+        <w:tc>
+          <w:tcPr>
+            <w:tcW w:type="dxa" w:w="8352"/>
+            <w:vAlign w:val="top"/>
+          </w:tcPr>
+          <w:p>
+            <w:r/>
+            <w:r>
+              <w:rPr>
+                <w:b w:val="0"/>
+                <w:sz w:val="18"/>
+              </w:rPr>
+              <w:t>Medium</w:t>
+            </w:r>
+          </w:p>
+        </w:tc>
+      </w:tr>
+      <w:tr>
+        <w:tc>
+          <w:tcPr>
+            <w:tcW w:type="dxa" w:w="2448"/>
+            <w:vAlign w:val="top"/>
+          </w:tcPr>
+          <w:p>
+            <w:r/>
+            <w:r>
+              <w:rPr>
+                <w:b w:val="0"/>
+                <w:sz w:val="18"/>
+              </w:rPr>
+              <w:t>Test Type</w:t>
+            </w:r>
+          </w:p>
+        </w:tc>
+        <w:tc>
+          <w:tcPr>
+            <w:tcW w:type="dxa" w:w="8352"/>
+            <w:vAlign w:val="top"/>
+          </w:tcPr>
+          <w:p>
+            <w:r/>
+            <w:r>
+              <w:rPr>
+                <w:b w:val="0"/>
+                <w:sz w:val="18"/>
+              </w:rPr>
+              <w:t>Hybrid (API + UI)</w:t>
+            </w:r>
+          </w:p>
+        </w:tc>
+      </w:tr>
+      <w:tr>
+        <w:tc>
+          <w:tcPr>
+            <w:tcW w:type="dxa" w:w="2448"/>
+            <w:vAlign w:val="top"/>
+          </w:tcPr>
+          <w:p>
+            <w:r/>
+            <w:r>
+              <w:rPr>
+                <w:b w:val="0"/>
+                <w:sz w:val="18"/>
+              </w:rPr>
+              <w:t>Automation Status</w:t>
+            </w:r>
+          </w:p>
+        </w:tc>
+        <w:tc>
+          <w:tcPr>
+            <w:tcW w:type="dxa" w:w="8352"/>
+            <w:vAlign w:val="top"/>
+          </w:tcPr>
+          <w:p>
+            <w:r/>
+            <w:r>
+              <w:rPr>
+                <w:b w:val="0"/>
+                <w:sz w:val="18"/>
+              </w:rPr>
+              <w:t>Proposed - Pending Approval (Step 15)</w:t>
+            </w:r>
+          </w:p>
+        </w:tc>
+      </w:tr>
+      <w:tr>
+        <w:tc>
+          <w:tcPr>
+            <w:tcW w:type="dxa" w:w="2448"/>
+            <w:vAlign w:val="top"/>
+          </w:tcPr>
+          <w:p>
+            <w:r/>
+            <w:r>
+              <w:rPr>
+                <w:b w:val="0"/>
+                <w:sz w:val="18"/>
+              </w:rPr>
+              <w:t>Requirement / API Reference</w:t>
+            </w:r>
+          </w:p>
+        </w:tc>
+        <w:tc>
+          <w:tcPr>
+            <w:tcW w:type="dxa" w:w="8352"/>
+            <w:vAlign w:val="top"/>
+          </w:tcPr>
+          <w:p>
+            <w:r/>
+            <w:r>
+              <w:rPr>
+                <w:b w:val="0"/>
+                <w:sz w:val="18"/>
+              </w:rPr>
+              <w:t>FR-CO-001 to FR-CO-006 (UI Checkout); POST /api/createAccount, DELETE /api/deleteAccount (API setup/cleanup)</w:t>
+            </w:r>
+          </w:p>
+        </w:tc>
+      </w:tr>
+    </w:tbl>
+    <w:p/>
+    <w:tbl>
+      <w:tblPr>
+        <w:tblStyle w:val="TableGrid"/>
+        <w:tblW w:type="auto" w:w="0"/>
+        <w:jc w:val="center"/>
+        <w:tblLook w:firstColumn="1" w:firstRow="1" w:lastColumn="0" w:lastRow="0" w:noHBand="0" w:noVBand="1" w:val="04A0"/>
+      </w:tblPr>
+      <w:tblGrid>
+        <w:gridCol w:w="5040"/>
+        <w:gridCol w:w="5040"/>
+      </w:tblGrid>
+      <w:tr>
+        <w:tc>
+          <w:tcPr>
+            <w:tcW w:type="dxa" w:w="2448"/>
+            <w:vAlign w:val="top"/>
+            <w:shd w:fill="D9EAF7"/>
+          </w:tcPr>
+          <w:p>
+            <w:r/>
+            <w:r>
+              <w:rPr>
+                <w:b/>
+                <w:sz w:val="18"/>
+              </w:rPr>
+              <w:t>Section</w:t>
+            </w:r>
+          </w:p>
+        </w:tc>
+        <w:tc>
+          <w:tcPr>
+            <w:tcW w:type="dxa" w:w="8352"/>
+            <w:vAlign w:val="top"/>
+            <w:shd w:fill="D9EAF7"/>
+          </w:tcPr>
+          <w:p>
+            <w:r/>
+            <w:r>
+              <w:rPr>
+                <w:b/>
+                <w:sz w:val="18"/>
+              </w:rPr>
+              <w:t>Details</w:t>
+            </w:r>
+          </w:p>
+        </w:tc>
+      </w:tr>
+      <w:tr>
+        <w:tc>
+          <w:tcPr>
+            <w:tcW w:type="dxa" w:w="2448"/>
+            <w:vAlign w:val="top"/>
+          </w:tcPr>
+          <w:p>
+            <w:r/>
+            <w:r>
+              <w:rPr>
+                <w:b w:val="0"/>
+                <w:sz w:val="18"/>
+              </w:rPr>
+              <w:t>Objective</w:t>
+            </w:r>
+          </w:p>
+        </w:tc>
+        <w:tc>
+          <w:tcPr>
+            <w:tcW w:type="dxa" w:w="8352"/>
+            <w:vAlign w:val="top"/>
+          </w:tcPr>
+          <w:p>
+            <w:r/>
+            <w:r>
+              <w:rPr>
+                <w:b w:val="0"/>
+                <w:sz w:val="18"/>
+              </w:rPr>
+              <w:t>Verify that the full checkout, payment, and order-confirmation flow completes successfully for a user account that was provisioned through the API rather than through the UI registration form.</w:t>
+            </w:r>
+          </w:p>
+        </w:tc>
+      </w:tr>
+      <w:tr>
+        <w:tc>
+          <w:tcPr>
+            <w:tcW w:type="dxa" w:w="2448"/>
+            <w:vAlign w:val="top"/>
+          </w:tcPr>
+          <w:p>
+            <w:r/>
+            <w:r>
+              <w:rPr>
+                <w:b w:val="0"/>
+                <w:sz w:val="18"/>
+              </w:rPr>
+              <w:t>Preconditions</w:t>
+            </w:r>
+          </w:p>
+        </w:tc>
+        <w:tc>
+          <w:tcPr>
+            <w:tcW w:type="dxa" w:w="8352"/>
+            <w:vAlign w:val="top"/>
+          </w:tcPr>
+          <w:p>
+            <w:r/>
+            <w:r>
+              <w:rPr>
+                <w:b w:val="0"/>
+                <w:sz w:val="18"/>
+              </w:rPr>
+              <w:t>API service is available. Application is available. Test email must be unique. Product is available.</w:t>
+            </w:r>
+          </w:p>
+        </w:tc>
+      </w:tr>
+      <w:tr>
+        <w:tc>
+          <w:tcPr>
+            <w:tcW w:type="dxa" w:w="2448"/>
+            <w:vAlign w:val="top"/>
+          </w:tcPr>
+          <w:p>
+            <w:r/>
+            <w:r>
+              <w:rPr>
+                <w:b w:val="0"/>
+                <w:sz w:val="18"/>
+              </w:rPr>
+              <w:t>Test Data</w:t>
+            </w:r>
+          </w:p>
+        </w:tc>
+        <w:tc>
+          <w:tcPr>
+            <w:tcW w:type="dxa" w:w="8352"/>
+            <w:vAlign w:val="top"/>
+          </w:tcPr>
+          <w:p>
+            <w:r/>
+            <w:r>
+              <w:rPr>
+                <w:b w:val="0"/>
+                <w:sz w:val="18"/>
+              </w:rPr>
+              <w:t>Dynamically generated user (users.json dynamicUser template with a generated unique email); checkout.json (order comment and card details); first available product from the catalog.</w:t>
+            </w:r>
+          </w:p>
+        </w:tc>
+      </w:tr>
+      <w:tr>
+        <w:tc>
+          <w:tcPr>
+            <w:tcW w:type="dxa" w:w="2448"/>
+            <w:vAlign w:val="top"/>
+          </w:tcPr>
+          <w:p>
+            <w:r/>
+            <w:r>
+              <w:rPr>
+                <w:b w:val="0"/>
+                <w:sz w:val="18"/>
+              </w:rPr>
+              <w:t>Test Steps</w:t>
+            </w:r>
+          </w:p>
+        </w:tc>
+        <w:tc>
+          <w:tcPr>
+            <w:tcW w:type="dxa" w:w="8352"/>
+            <w:vAlign w:val="top"/>
+          </w:tcPr>
+          <w:p>
+            <w:r/>
+            <w:r>
+              <w:rPr>
+                <w:b w:val="0"/>
+                <w:sz w:val="18"/>
+              </w:rPr>
+              <w:t>1. Create a new user account via POST /api/createAccount using a dynamically generated unique email.</w:t>
+              <w:br/>
+              <w:t>2. Verify account creation succeeded (HTTP status 200, body responseCode 201).</w:t>
+              <w:br/>
+              <w:t>3. Navigate to the application home page and log in through the UI using the API-created account’s credentials.</w:t>
+              <w:br/>
+              <w:t>4. Verify Logged in as username is displayed.</w:t>
+              <w:br/>
+              <w:t>5. Add a product to the cart.</w:t>
+              <w:br/>
+              <w:t>6. Open Cart and verify cart page is displayed.</w:t>
+              <w:br/>
+              <w:t>7. Click Proceed To Checkout.</w:t>
+              <w:br/>
+              <w:t>8. Verify Address Details and Review Your Order.</w:t>
+              <w:br/>
+              <w:t>9. Enter order comment and click Place Order.</w:t>
+              <w:br/>
+              <w:t>10. Enter payment details and click Pay and Confirm Order.</w:t>
+              <w:br/>
+              <w:t>11. Verify order success message.</w:t>
+              <w:br/>
+              <w:t>12. Delete the account via DELETE /api/deleteAccount.</w:t>
+            </w:r>
+          </w:p>
+        </w:tc>
+      </w:tr>
+      <w:tr>
+        <w:tc>
+          <w:tcPr>
+            <w:tcW w:type="dxa" w:w="2448"/>
+            <w:vAlign w:val="top"/>
+          </w:tcPr>
+          <w:p>
+            <w:r/>
+            <w:r>
+              <w:rPr>
+                <w:b w:val="0"/>
+                <w:sz w:val="18"/>
+              </w:rPr>
+              <w:t>Expected Result</w:t>
+            </w:r>
+          </w:p>
+        </w:tc>
+        <w:tc>
+          <w:tcPr>
+            <w:tcW w:type="dxa" w:w="8352"/>
+            <w:vAlign w:val="top"/>
+          </w:tcPr>
+          <w:p>
+            <w:r/>
+            <w:r>
+              <w:rPr>
+                <w:b w:val="0"/>
+                <w:sz w:val="18"/>
+              </w:rPr>
+              <w:t>Checkout completes successfully and the order success message is displayed for an account that was never created through the UI registration form, confirming checkout behavior is independent of account-creation origin. Account cleanup completes via the API regardless of the UI outcome.</w:t>
+            </w:r>
+          </w:p>
+        </w:tc>
+      </w:tr>
+      <w:tr>
+        <w:tc>
+          <w:tcPr>
+            <w:tcW w:type="dxa" w:w="2448"/>
+            <w:vAlign w:val="top"/>
+          </w:tcPr>
+          <w:p>
+            <w:r/>
+            <w:r>
+              <w:rPr>
+                <w:b w:val="0"/>
+                <w:sz w:val="18"/>
+              </w:rPr>
+              <w:t>Notes</w:t>
+            </w:r>
+          </w:p>
+        </w:tc>
+        <w:tc>
+          <w:tcPr>
+            <w:tcW w:type="dxa" w:w="8352"/>
+            <w:vAlign w:val="top"/>
+          </w:tcPr>
+          <w:p>
+            <w:r/>
+            <w:r>
+              <w:rPr>
+                <w:b w:val="0"/>
+                <w:sz w:val="18"/>
+              </w:rPr>
+              <w:t>This test does not duplicate AE-TC-UI-014, AE-TC-UI-015, AE-TC-UI-016, AE-TC-UI-023, or AE-TC-UI-024, all of which use UI-based account setup and remain the primary coverage for checkout variation. Its distinct purpose is to confirm checkout correctness has no hidden dependency on the UI registration flow, while also reducing setup time compared to a full UI registration. This is intentionally the only Hybrid checkout variant; the UI layer already covers checkout variation exhaustively. Reuses AuthApiClient.createAccount/deleteAccount (Step 14) and HomePage/SignupLoginPage/ProductsPage/ProductDetailsPage/CartPage/CheckoutPage/PaymentPage (Steps 13/13.5) without any extension to either layer.</w:t>
+            </w:r>
+          </w:p>
+        </w:tc>
+      </w:tr>
+    </w:tbl>
+    <w:p/>
+    <w:p>
+      <w:r>
+        <w:rPr>
+          <w:b/>
+        </w:rPr>
+        <w:t>Excluded Hybrid Candidates</w:t>
+      </w:r>
+    </w:p>
+    <w:tbl>
+      <w:tblPr>
+        <w:tblStyle w:val="TableGrid"/>
+        <w:tblW w:type="auto" w:w="0"/>
+        <w:jc w:val="center"/>
+        <w:tblLook w:firstColumn="1" w:firstRow="1" w:lastColumn="0" w:lastRow="0" w:noHBand="0" w:noVBand="1" w:val="04A0"/>
+      </w:tblPr>
+      <w:tblGrid>
+        <w:gridCol w:w="2520"/>
+        <w:gridCol w:w="4320"/>
+        <w:gridCol w:w="3240"/>
+      </w:tblGrid>
+      <w:tr>
+        <w:tc>
+          <w:tcPr>
+            <w:tcW w:type="dxa" w:w="2016"/>
+            <w:vAlign w:val="top"/>
+            <w:shd w:fill="D9EAF7"/>
+          </w:tcPr>
+          <w:p>
+            <w:r/>
+            <w:r>
+              <w:rPr>
+                <w:b/>
+                <w:sz w:val="18"/>
+              </w:rPr>
+              <w:t>Candidate</w:t>
+            </w:r>
+          </w:p>
+        </w:tc>
+        <w:tc>
+          <w:tcPr>
+            <w:tcW w:type="dxa" w:w="3456"/>
+            <w:vAlign w:val="top"/>
+            <w:shd w:fill="D9EAF7"/>
+          </w:tcPr>
+          <w:p>
+            <w:r/>
+            <w:r>
+              <w:rPr>
+                <w:b/>
+                <w:sz w:val="18"/>
+              </w:rPr>
+              <w:t>Reason for Exclusion</w:t>
+            </w:r>
+          </w:p>
+        </w:tc>
+        <w:tc>
+          <w:tcPr>
+            <w:tcW w:type="dxa" w:w="2592"/>
+            <w:vAlign w:val="top"/>
+            <w:shd w:fill="D9EAF7"/>
+          </w:tcPr>
+          <w:p>
+            <w:r/>
+            <w:r>
+              <w:rPr>
+                <w:b/>
+                <w:sz w:val="18"/>
+              </w:rPr>
+              <w:t>Status</w:t>
+            </w:r>
+          </w:p>
+        </w:tc>
+      </w:tr>
+      <w:tr>
+        <w:tc>
+          <w:tcPr>
+            <w:tcW w:type="dxa" w:w="2016"/>
+            <w:vAlign w:val="top"/>
+          </w:tcPr>
+          <w:p>
+            <w:r/>
+            <w:r>
+              <w:rPr>
+                <w:b w:val="0"/>
+                <w:sz w:val="18"/>
+              </w:rPr>
+              <w:t>Create user via API → verify account-related UI behavior → delete via API</w:t>
+            </w:r>
+          </w:p>
+        </w:tc>
+        <w:tc>
+          <w:tcPr>
+            <w:tcW w:type="dxa" w:w="3456"/>
+            <w:vAlign w:val="top"/>
+          </w:tcPr>
+          <w:p>
+            <w:r/>
+            <w:r>
+              <w:rPr>
+                <w:b w:val="0"/>
+                <w:sz w:val="18"/>
+              </w:rPr>
+              <w:t>No distinct, named UI behavior beyond what AE-TC-HYBRID-001 (login) or the existing AE-TC-UI-001/AE-TC-UI-004 already validate. No approved account-details-page test case exists to anchor this candidate.</w:t>
+            </w:r>
+          </w:p>
+        </w:tc>
+        <w:tc>
+          <w:tcPr>
+            <w:tcW w:type="dxa" w:w="2592"/>
+            <w:vAlign w:val="top"/>
+          </w:tcPr>
+          <w:p>
+            <w:r/>
+            <w:r>
+              <w:rPr>
+                <w:b w:val="0"/>
+                <w:sz w:val="18"/>
+              </w:rPr>
+              <w:t>Rejected</w:t>
+            </w:r>
+          </w:p>
+        </w:tc>
+      </w:tr>
+      <w:tr>
+        <w:tc>
+          <w:tcPr>
+            <w:tcW w:type="dxa" w:w="2016"/>
+            <w:vAlign w:val="top"/>
+          </w:tcPr>
+          <w:p>
+            <w:r/>
+            <w:r>
+              <w:rPr>
+                <w:b w:val="0"/>
+                <w:sz w:val="18"/>
+              </w:rPr>
+              <w:t>Prepare test data via API → validate cart/checkout behavior through UI</w:t>
+            </w:r>
+          </w:p>
+        </w:tc>
+        <w:tc>
+          <w:tcPr>
+            <w:tcW w:type="dxa" w:w="3456"/>
+            <w:vAlign w:val="top"/>
+          </w:tcPr>
+          <w:p>
+            <w:r/>
+            <w:r>
+              <w:rPr>
+                <w:b w:val="0"/>
+                <w:sz w:val="18"/>
+              </w:rPr>
+              <w:t>No product/cart-mutation API exists in this application (ProductsApiClient/BrandsApiClient are read-only). "Prepare test data via API" can only mean account provisioning, which is already covered by AE-TC-HYBRID-002.</w:t>
+            </w:r>
+          </w:p>
+        </w:tc>
+        <w:tc>
+          <w:tcPr>
+            <w:tcW w:type="dxa" w:w="2592"/>
+            <w:vAlign w:val="top"/>
+          </w:tcPr>
+          <w:p>
+            <w:r/>
+            <w:r>
+              <w:rPr>
+                <w:b w:val="0"/>
+                <w:sz w:val="18"/>
+              </w:rPr>
+              <w:t>Rejected</w:t>
             </w:r>
           </w:p>
         </w:tc>
